--- a/study/Assignment-Agentic_AI_Engineer_v1.docx
+++ b/study/Assignment-Agentic_AI_Engineer_v1.docx
@@ -422,6 +422,7 @@
         <w:spacing w:after="60"/>
       </w:pPr>
       <w:proofErr w:type="spellStart"/>
+      <w:proofErr w:type="gramStart"/>
       <w:r>
         <w:rPr>
           <w:b/>
@@ -430,6 +431,7 @@
         <w:t>customers.json</w:t>
       </w:r>
       <w:proofErr w:type="spellEnd"/>
+      <w:proofErr w:type="gramEnd"/>
       <w:r>
         <w:t xml:space="preserve"> — ≈ 200 customers with fields such as: </w:t>
       </w:r>
@@ -513,6 +515,7 @@
         <w:spacing w:after="60"/>
       </w:pPr>
       <w:proofErr w:type="spellStart"/>
+      <w:proofErr w:type="gramStart"/>
       <w:r>
         <w:rPr>
           <w:b/>
@@ -521,6 +524,7 @@
         <w:t>inbox.json</w:t>
       </w:r>
       <w:proofErr w:type="spellEnd"/>
+      <w:proofErr w:type="gramEnd"/>
       <w:r>
         <w:t xml:space="preserve"> — 15–25 inbound customer messages used as your test set. Cover a realistic mix (see table below).</w:t>
       </w:r>
@@ -555,12 +559,6 @@
         <w:gridCol w:w="6240"/>
       </w:tblGrid>
       <w:tr>
-        <w:tblPrEx>
-          <w:tblCellMar>
-            <w:top w:w="0" w:type="dxa"/>
-            <w:bottom w:w="0" w:type="dxa"/>
-          </w:tblCellMar>
-        </w:tblPrEx>
         <w:trPr>
           <w:tblHeader/>
         </w:trPr>
@@ -628,12 +626,6 @@
         </w:tc>
       </w:tr>
       <w:tr>
-        <w:tblPrEx>
-          <w:tblCellMar>
-            <w:top w:w="0" w:type="dxa"/>
-            <w:bottom w:w="0" w:type="dxa"/>
-          </w:tblCellMar>
-        </w:tblPrEx>
         <w:tc>
           <w:tcPr>
             <w:tcW w:w="3120" w:type="dxa"/>
@@ -690,12 +682,6 @@
         </w:tc>
       </w:tr>
       <w:tr>
-        <w:tblPrEx>
-          <w:tblCellMar>
-            <w:top w:w="0" w:type="dxa"/>
-            <w:bottom w:w="0" w:type="dxa"/>
-          </w:tblCellMar>
-        </w:tblPrEx>
         <w:tc>
           <w:tcPr>
             <w:tcW w:w="3120" w:type="dxa"/>
@@ -752,12 +738,6 @@
         </w:tc>
       </w:tr>
       <w:tr>
-        <w:tblPrEx>
-          <w:tblCellMar>
-            <w:top w:w="0" w:type="dxa"/>
-            <w:bottom w:w="0" w:type="dxa"/>
-          </w:tblCellMar>
-        </w:tblPrEx>
         <w:tc>
           <w:tcPr>
             <w:tcW w:w="3120" w:type="dxa"/>
@@ -814,12 +794,6 @@
         </w:tc>
       </w:tr>
       <w:tr>
-        <w:tblPrEx>
-          <w:tblCellMar>
-            <w:top w:w="0" w:type="dxa"/>
-            <w:bottom w:w="0" w:type="dxa"/>
-          </w:tblCellMar>
-        </w:tblPrEx>
         <w:tc>
           <w:tcPr>
             <w:tcW w:w="3120" w:type="dxa"/>
@@ -876,12 +850,6 @@
         </w:tc>
       </w:tr>
       <w:tr>
-        <w:tblPrEx>
-          <w:tblCellMar>
-            <w:top w:w="0" w:type="dxa"/>
-            <w:bottom w:w="0" w:type="dxa"/>
-          </w:tblCellMar>
-        </w:tblPrEx>
         <w:tc>
           <w:tcPr>
             <w:tcW w:w="3120" w:type="dxa"/>
@@ -938,12 +906,6 @@
         </w:tc>
       </w:tr>
       <w:tr>
-        <w:tblPrEx>
-          <w:tblCellMar>
-            <w:top w:w="0" w:type="dxa"/>
-            <w:bottom w:w="0" w:type="dxa"/>
-          </w:tblCellMar>
-        </w:tblPrEx>
         <w:tc>
           <w:tcPr>
             <w:tcW w:w="3120" w:type="dxa"/>
@@ -1000,12 +962,6 @@
         </w:tc>
       </w:tr>
       <w:tr>
-        <w:tblPrEx>
-          <w:tblCellMar>
-            <w:top w:w="0" w:type="dxa"/>
-            <w:bottom w:w="0" w:type="dxa"/>
-          </w:tblCellMar>
-        </w:tblPrEx>
         <w:tc>
           <w:tcPr>
             <w:tcW w:w="3120" w:type="dxa"/>
@@ -1105,12 +1061,6 @@
         <w:gridCol w:w="5744"/>
       </w:tblGrid>
       <w:tr>
-        <w:tblPrEx>
-          <w:tblCellMar>
-            <w:top w:w="0" w:type="dxa"/>
-            <w:bottom w:w="0" w:type="dxa"/>
-          </w:tblCellMar>
-        </w:tblPrEx>
         <w:trPr>
           <w:tblHeader/>
         </w:trPr>
@@ -1178,12 +1128,6 @@
         </w:tc>
       </w:tr>
       <w:tr>
-        <w:tblPrEx>
-          <w:tblCellMar>
-            <w:top w:w="0" w:type="dxa"/>
-            <w:bottom w:w="0" w:type="dxa"/>
-          </w:tblCellMar>
-        </w:tblPrEx>
         <w:tc>
           <w:tcPr>
             <w:tcW w:w="3600" w:type="dxa"/>
@@ -1253,12 +1197,6 @@
         </w:tc>
       </w:tr>
       <w:tr>
-        <w:tblPrEx>
-          <w:tblCellMar>
-            <w:top w:w="0" w:type="dxa"/>
-            <w:bottom w:w="0" w:type="dxa"/>
-          </w:tblCellMar>
-        </w:tblPrEx>
         <w:tc>
           <w:tcPr>
             <w:tcW w:w="3600" w:type="dxa"/>
@@ -1321,12 +1259,6 @@
         </w:tc>
       </w:tr>
       <w:tr>
-        <w:tblPrEx>
-          <w:tblCellMar>
-            <w:top w:w="0" w:type="dxa"/>
-            <w:bottom w:w="0" w:type="dxa"/>
-          </w:tblCellMar>
-        </w:tblPrEx>
         <w:tc>
           <w:tcPr>
             <w:tcW w:w="3600" w:type="dxa"/>
@@ -1351,13 +1283,18 @@
             </w:pPr>
             <w:proofErr w:type="spellStart"/>
             <w:r>
-              <w:t>grant_retention_offer</w:t>
+              <w:t>grant_retention_</w:t>
+            </w:r>
+            <w:proofErr w:type="gramStart"/>
+            <w:r>
+              <w:t>offer</w:t>
             </w:r>
             <w:proofErr w:type="spellEnd"/>
             <w:r>
               <w:t>(</w:t>
             </w:r>
             <w:proofErr w:type="spellStart"/>
+            <w:proofErr w:type="gramEnd"/>
             <w:r>
               <w:t>customer_id</w:t>
             </w:r>
@@ -1396,12 +1333,6 @@
         </w:tc>
       </w:tr>
       <w:tr>
-        <w:tblPrEx>
-          <w:tblCellMar>
-            <w:top w:w="0" w:type="dxa"/>
-            <w:bottom w:w="0" w:type="dxa"/>
-          </w:tblCellMar>
-        </w:tblPrEx>
         <w:tc>
           <w:tcPr>
             <w:tcW w:w="3600" w:type="dxa"/>
@@ -1426,13 +1357,18 @@
             </w:pPr>
             <w:proofErr w:type="spellStart"/>
             <w:r>
-              <w:t>issue_refund</w:t>
+              <w:t>issue_</w:t>
+            </w:r>
+            <w:proofErr w:type="gramStart"/>
+            <w:r>
+              <w:t>refund</w:t>
             </w:r>
             <w:proofErr w:type="spellEnd"/>
             <w:r>
               <w:t>(</w:t>
             </w:r>
             <w:proofErr w:type="spellStart"/>
+            <w:proofErr w:type="gramEnd"/>
             <w:r>
               <w:t>customer_id</w:t>
             </w:r>
@@ -1471,12 +1407,6 @@
         </w:tc>
       </w:tr>
       <w:tr>
-        <w:tblPrEx>
-          <w:tblCellMar>
-            <w:top w:w="0" w:type="dxa"/>
-            <w:bottom w:w="0" w:type="dxa"/>
-          </w:tblCellMar>
-        </w:tblPrEx>
         <w:tc>
           <w:tcPr>
             <w:tcW w:w="3600" w:type="dxa"/>
@@ -1501,13 +1431,18 @@
             </w:pPr>
             <w:proofErr w:type="spellStart"/>
             <w:r>
-              <w:t>create_ticket</w:t>
+              <w:t>create_</w:t>
+            </w:r>
+            <w:proofErr w:type="gramStart"/>
+            <w:r>
+              <w:t>ticket</w:t>
             </w:r>
             <w:proofErr w:type="spellEnd"/>
             <w:r>
               <w:t>(</w:t>
             </w:r>
             <w:proofErr w:type="spellStart"/>
+            <w:proofErr w:type="gramEnd"/>
             <w:r>
               <w:t>customer_id</w:t>
             </w:r>
@@ -1546,12 +1481,6 @@
         </w:tc>
       </w:tr>
       <w:tr>
-        <w:tblPrEx>
-          <w:tblCellMar>
-            <w:top w:w="0" w:type="dxa"/>
-            <w:bottom w:w="0" w:type="dxa"/>
-          </w:tblCellMar>
-        </w:tblPrEx>
         <w:tc>
           <w:tcPr>
             <w:tcW w:w="3600" w:type="dxa"/>
@@ -2050,7 +1979,15 @@
         <w:spacing w:after="60"/>
       </w:pPr>
       <w:r>
-        <w:t>Add adversarial / failure tests: injection attempts, tool timeouts or errors, and ambiguous inputs. Show your retry / fallback / safe-default behavior.</w:t>
+        <w:t xml:space="preserve">Add adversarial / failure tests: injection attempts, tool timeouts or errors, and ambiguous inputs. Show </w:t>
+      </w:r>
+      <w:proofErr w:type="gramStart"/>
+      <w:r>
+        <w:t>your</w:t>
+      </w:r>
+      <w:proofErr w:type="gramEnd"/>
+      <w:r>
+        <w:t xml:space="preserve"> retry / fallback / safe-default behavior.</w:t>
       </w:r>
     </w:p>
     <w:p>
@@ -2476,12 +2413,6 @@
         <w:gridCol w:w="4980"/>
       </w:tblGrid>
       <w:tr>
-        <w:tblPrEx>
-          <w:tblCellMar>
-            <w:top w:w="0" w:type="dxa"/>
-            <w:bottom w:w="0" w:type="dxa"/>
-          </w:tblCellMar>
-        </w:tblPrEx>
         <w:trPr>
           <w:tblHeader/>
         </w:trPr>
@@ -2581,12 +2512,6 @@
         </w:tc>
       </w:tr>
       <w:tr>
-        <w:tblPrEx>
-          <w:tblCellMar>
-            <w:top w:w="0" w:type="dxa"/>
-            <w:bottom w:w="0" w:type="dxa"/>
-          </w:tblCellMar>
-        </w:tblPrEx>
         <w:tc>
           <w:tcPr>
             <w:tcW w:w="3300" w:type="dxa"/>
@@ -2675,12 +2600,6 @@
         </w:tc>
       </w:tr>
       <w:tr>
-        <w:tblPrEx>
-          <w:tblCellMar>
-            <w:top w:w="0" w:type="dxa"/>
-            <w:bottom w:w="0" w:type="dxa"/>
-          </w:tblCellMar>
-        </w:tblPrEx>
         <w:tc>
           <w:tcPr>
             <w:tcW w:w="3300" w:type="dxa"/>
@@ -2770,12 +2689,6 @@
         </w:tc>
       </w:tr>
       <w:tr>
-        <w:tblPrEx>
-          <w:tblCellMar>
-            <w:top w:w="0" w:type="dxa"/>
-            <w:bottom w:w="0" w:type="dxa"/>
-          </w:tblCellMar>
-        </w:tblPrEx>
         <w:tc>
           <w:tcPr>
             <w:tcW w:w="3300" w:type="dxa"/>
@@ -2864,12 +2777,6 @@
         </w:tc>
       </w:tr>
       <w:tr>
-        <w:tblPrEx>
-          <w:tblCellMar>
-            <w:top w:w="0" w:type="dxa"/>
-            <w:bottom w:w="0" w:type="dxa"/>
-          </w:tblCellMar>
-        </w:tblPrEx>
         <w:tc>
           <w:tcPr>
             <w:tcW w:w="3300" w:type="dxa"/>
@@ -2958,12 +2865,6 @@
         </w:tc>
       </w:tr>
       <w:tr>
-        <w:tblPrEx>
-          <w:tblCellMar>
-            <w:top w:w="0" w:type="dxa"/>
-            <w:bottom w:w="0" w:type="dxa"/>
-          </w:tblCellMar>
-        </w:tblPrEx>
         <w:tc>
           <w:tcPr>
             <w:tcW w:w="3300" w:type="dxa"/>
@@ -3052,12 +2953,6 @@
         </w:tc>
       </w:tr>
       <w:tr>
-        <w:tblPrEx>
-          <w:tblCellMar>
-            <w:top w:w="0" w:type="dxa"/>
-            <w:bottom w:w="0" w:type="dxa"/>
-          </w:tblCellMar>
-        </w:tblPrEx>
         <w:tc>
           <w:tcPr>
             <w:tcW w:w="3300" w:type="dxa"/>
@@ -3146,12 +3041,6 @@
         </w:tc>
       </w:tr>
       <w:tr>
-        <w:tblPrEx>
-          <w:tblCellMar>
-            <w:top w:w="0" w:type="dxa"/>
-            <w:bottom w:w="0" w:type="dxa"/>
-          </w:tblCellMar>
-        </w:tblPrEx>
         <w:tc>
           <w:tcPr>
             <w:tcW w:w="3300" w:type="dxa"/>
@@ -3275,12 +3164,6 @@
         <w:gridCol w:w="6960"/>
       </w:tblGrid>
       <w:tr>
-        <w:tblPrEx>
-          <w:tblCellMar>
-            <w:top w:w="0" w:type="dxa"/>
-            <w:bottom w:w="0" w:type="dxa"/>
-          </w:tblCellMar>
-        </w:tblPrEx>
         <w:trPr>
           <w:tblHeader/>
         </w:trPr>
@@ -3348,12 +3231,6 @@
         </w:tc>
       </w:tr>
       <w:tr>
-        <w:tblPrEx>
-          <w:tblCellMar>
-            <w:top w:w="0" w:type="dxa"/>
-            <w:bottom w:w="0" w:type="dxa"/>
-          </w:tblCellMar>
-        </w:tblPrEx>
         <w:tc>
           <w:tcPr>
             <w:tcW w:w="2400" w:type="dxa"/>
@@ -3414,12 +3291,6 @@
         </w:tc>
       </w:tr>
       <w:tr>
-        <w:tblPrEx>
-          <w:tblCellMar>
-            <w:top w:w="0" w:type="dxa"/>
-            <w:bottom w:w="0" w:type="dxa"/>
-          </w:tblCellMar>
-        </w:tblPrEx>
         <w:tc>
           <w:tcPr>
             <w:tcW w:w="2400" w:type="dxa"/>
@@ -3480,12 +3351,6 @@
         </w:tc>
       </w:tr>
       <w:tr>
-        <w:tblPrEx>
-          <w:tblCellMar>
-            <w:top w:w="0" w:type="dxa"/>
-            <w:bottom w:w="0" w:type="dxa"/>
-          </w:tblCellMar>
-        </w:tblPrEx>
         <w:tc>
           <w:tcPr>
             <w:tcW w:w="2400" w:type="dxa"/>
